--- a/artifacts/handbook-v1/LEGAVIK_Module2_恢复所需条件与资料_汇总文档_Handbook_V1.docx
+++ b/artifacts/handbook-v1/LEGAVIK_Module2_恢复所需条件与资料_汇总文档_Handbook_V1.docx
@@ -772,7 +772,7 @@
           <w:lang w:val="de-DE"/>
           <w:noProof/>
         </w:rPr>
-        <w:t xml:space="preserve">LEGAVIK  |  Recovery Map </w:t>
+        <w:t xml:space="preserve">L⁠E⁠G⁠A⁠V⁠I⁠K  |  Recovery Map </w:t>
       </w:r>
       <w:r>
         <w:rPr>
@@ -3286,7 +3286,7 @@
           <w:lang w:val="de-DE"/>
           <w:noProof/>
         </w:rPr>
-        <w:t xml:space="preserve">LEGAVIK  |  Recovery Map </w:t>
+        <w:t xml:space="preserve">L⁠E⁠G⁠A⁠V⁠I⁠K  |  Recovery Map </w:t>
       </w:r>
       <w:r>
         <w:rPr>
@@ -5800,7 +5800,7 @@
           <w:lang w:val="de-DE"/>
           <w:noProof/>
         </w:rPr>
-        <w:t xml:space="preserve">LEGAVIK  |  Recovery Map </w:t>
+        <w:t xml:space="preserve">L⁠E⁠G⁠A⁠V⁠I⁠K  |  Recovery Map </w:t>
       </w:r>
       <w:r>
         <w:rPr>
@@ -8314,7 +8314,7 @@
           <w:lang w:val="de-DE"/>
           <w:noProof/>
         </w:rPr>
-        <w:t xml:space="preserve">LEGAVIK  |  Recovery Map </w:t>
+        <w:t xml:space="preserve">L⁠E⁠G⁠A⁠V⁠I⁠K  |  Recovery Map </w:t>
       </w:r>
       <w:r>
         <w:rPr>
@@ -10828,7 +10828,7 @@
           <w:lang w:val="de-DE"/>
           <w:noProof/>
         </w:rPr>
-        <w:t xml:space="preserve">LEGAVIK  |  Recovery Map </w:t>
+        <w:t xml:space="preserve">L⁠E⁠G⁠A⁠V⁠I⁠K  |  Recovery Map </w:t>
       </w:r>
       <w:r>
         <w:rPr>
@@ -13342,7 +13342,7 @@
           <w:lang w:val="de-DE"/>
           <w:noProof/>
         </w:rPr>
-        <w:t xml:space="preserve">LEGAVIK  |  Recovery Map </w:t>
+        <w:t xml:space="preserve">L⁠E⁠G⁠A⁠V⁠I⁠K  |  Recovery Map </w:t>
       </w:r>
       <w:r>
         <w:rPr>
@@ -15856,7 +15856,7 @@
           <w:lang w:val="de-DE"/>
           <w:noProof/>
         </w:rPr>
-        <w:t xml:space="preserve">LEGAVIK  |  Recovery Map </w:t>
+        <w:t xml:space="preserve">L⁠E⁠G⁠A⁠V⁠I⁠K  |  Recovery Map </w:t>
       </w:r>
       <w:r>
         <w:rPr>
@@ -18370,7 +18370,7 @@
           <w:lang w:val="de-DE"/>
           <w:noProof/>
         </w:rPr>
-        <w:t xml:space="preserve">LEGAVIK  |  Recovery Map </w:t>
+        <w:t xml:space="preserve">L⁠E⁠G⁠A⁠V⁠I⁠K  |  Recovery Map </w:t>
       </w:r>
       <w:r>
         <w:rPr>
@@ -20879,7 +20879,7 @@
         <w:sz w:val="15"/>
         <w:noProof/>
       </w:rPr>
-      <w:t xml:space="preserve">LEGAVIK   ·   Last Updated: __________   ·   Page </w:t>
+      <w:t xml:space="preserve">L⁠E⁠G⁠A⁠V⁠I⁠K   ·   Last Updated: __________   ·   Page </w:t>
     </w:r>
     <w:r>
       <w:rPr>
@@ -20924,7 +20924,7 @@
         <w:sz w:val="18"/>
         <w:noProof/>
       </w:rPr>
-      <w:t>LEGAVIK · Recovery Map</w:t>
+      <w:t>L⁠E⁠G⁠A⁠V⁠I⁠K · Recovery Map</w:t>
     </w:r>
   </w:p>
 </w:hdr>
@@ -20945,7 +20945,7 @@
         <w:sz w:val="18"/>
         <w:noProof/>
       </w:rPr>
-      <w:t>LEGAVIK · Recovery Map</w:t>
+      <w:t>L⁠E⁠G⁠A⁠V⁠I⁠K · Recovery Map</w:t>
     </w:r>
   </w:p>
 </w:hdr>
@@ -20966,7 +20966,7 @@
         <w:sz w:val="18"/>
         <w:noProof/>
       </w:rPr>
-      <w:t>LEGAVIK · Recovery Map</w:t>
+      <w:t>L⁠E⁠G⁠A⁠V⁠I⁠K · Recovery Map</w:t>
     </w:r>
   </w:p>
 </w:hdr>
